--- a/LD-09_开源许可与组件合规.docx
+++ b/LD-09_开源许可与组件合规.docx
@@ -1048,7 +1048,7 @@
           <w:b w:val="0"/>
           <w:sz w:val="21"/>
         </w:rPr>
-        <w:t>自研代码只 import 或链接宽松许可的库（MIT、BSD、Apache 2.0、ISC、PSF）；GPL 与 AGPL 组件一律以独立进程或网络服务的方式使用，不进入自研可执行文件的链接边界。</w:t>
+        <w:t>自研代码只 import 或链接宽松许可的库（MIT、BSD、Apache 2.0、ISC、PSF）以及弱 copyleft 的 LGPL 库；GPL 与 AGPL 组件一律以独立进程或网络服务的方式使用，不进入自研可执行文件的链接边界。</w:t>
       </w:r>
     </w:p>
     <w:p>
@@ -1059,7 +1059,7 @@
           <w:b w:val="0"/>
           <w:sz w:val="21"/>
         </w:rPr>
-        <w:t>这条纪律的检查点在依赖管理：新增依赖时须在评审中确认其许可，并同步更新组件清单。当前自研代码直接 import 的第三方库只有 WeasyPrint（BSD）、python-docx（MIT）、React（MIT）与可选的 MCP SDK（MIT），全部合规。</w:t>
+        <w:t>LGPL 的使用附三个条件（2026-10-14 修订，DD-86）：一、不修改该库的源码；二、只以 Python import 或动态链接的方式使用，不静态链接，也不以 PyInstaller、Nuitka 之类工具把它冻结进单文件可执行——LGPL 允许任何许可的程序与之组合，前提恰是用户能够替换这个库，而源码加 venv 的交付形态天然满足；三、组件清单上标明 LGPL，交付时随附许可文本。本次修订前，4.2 的白名单未列 LGPL，而 DD-52 的 FreeTDS 与 pymssql 已按 LGPL 直接链接或 import，两处自相矛盾；修订后以本节为准。这条纪律的检查点在依赖管理：新增依赖时须在评审中确认其许可，并同步更新组件清单。当前自研代码直接 import 的第三方库有 WeasyPrint（BSD）、python-docx（MIT）、React（MIT）、可选的 MCP SDK（MIT）、PyYAML（MIT），以及接入程序的 psycopg 3（LGPL-3，DD-86），全部合规。</w:t>
       </w:r>
     </w:p>
     <w:p>
@@ -1396,6 +1396,47 @@
                 <w:sz w:val="18"/>
               </w:rPr>
               <w:t>全部为宽松许可，符合 4.2 的纪律</w:t>
+            </w:r>
+          </w:p>
+        </w:tc>
+      </w:tr>
+      <w:tr>
+        <w:tc>
+          <w:tcPr>
+            <w:tcW w:type="dxa" w:w="3175"/>
+          </w:tcPr>
+          <w:p>
+            <w:pPr>
+              <w:spacing w:after="40" w:before="40" w:line="283" w:lineRule="auto"/>
+            </w:pPr>
+            <w:r>
+              <w:t>直接 import 的 LGPL 库</w:t>
+            </w:r>
+          </w:p>
+        </w:tc>
+        <w:tc>
+          <w:tcPr>
+            <w:tcW w:type="dxa" w:w="4535"/>
+          </w:tcPr>
+          <w:p>
+            <w:pPr>
+              <w:spacing w:after="40" w:before="40" w:line="283" w:lineRule="auto"/>
+            </w:pPr>
+            <w:r>
+              <w:t>psycopg 3（LGPL-3）· pymssql / FreeTDS（LGPL，迁移期，DD-52）</w:t>
+            </w:r>
+          </w:p>
+        </w:tc>
+        <w:tc>
+          <w:tcPr>
+            <w:tcW w:type="dxa" w:w="1247"/>
+          </w:tcPr>
+          <w:p>
+            <w:pPr>
+              <w:spacing w:after="40" w:before="40" w:line="283" w:lineRule="auto"/>
+            </w:pPr>
+            <w:r>
+              <w:t>弱 copyleft：不修改、动态使用、可替换，符合修订后 4.2 的三个条件。不得冻结进单文件可执行</w:t>
             </w:r>
           </w:p>
         </w:tc>
